--- a/Megan/final/Megan Abstract.docx
+++ b/Megan/final/Megan Abstract.docx
@@ -45,12 +45,219 @@
         <w:rPr>
           <w:rFonts w:eastAsiaTheme="minorHAnsi"/>
         </w:rPr>
-        <w:t xml:space="preserve"> &lt; .01). Among behavioral outcomes, only objective use predicted Go/No-Go performance (r = –.48, p &lt; .001); no digital measures related to Flanker or self-reported EF. Mediation analyses showed sleep significantly mediated DI’s link to impulsivity (ACME = –0.079, p = .018) and EF (ACME = –0.090, p = .012); body health marginally mediated the DI–EF link (ACME = –0.038, p = .062) but not impulsivity. MANCOVAs comparing high/low/</w:t>
+        <w:t xml:space="preserve"> &lt; .01). Among behavioral outcomes, only objective use predicted Go/No-Go performance (r = –.48, p &lt; .001); no digital measures related to Flanker or self-reported EF. Mediation analyses showed sleep significantly mediated DI’s link to impulsivity (ACME = –0.079, p = .018) and EF (ACME = –0.090, p = .012); body health marginally mediated the DI–EF link (ACME = –0.038, p = .062) but not impulsivity. </w:t>
+      </w:r>
+    </w:p>
+    <w:p>
+      <w:pPr>
+        <w:pStyle w:val="NormalWeb"/>
+      </w:pPr>
+      <w:r>
+        <w:rPr>
+          <w:rFonts w:eastAsiaTheme="minorHAnsi"/>
+        </w:rPr>
+        <w:t xml:space="preserve">Moderations: </w:t>
+      </w:r>
+      <w:r>
+        <w:rPr>
+          <w:rFonts w:eastAsiaTheme="minorHAnsi"/>
+        </w:rPr>
+        <w:br/>
+      </w:r>
+      <w:r>
+        <w:rPr>
+          <w:rFonts w:eastAsiaTheme="minorHAnsi"/>
+        </w:rPr>
+        <w:br/>
+      </w:r>
+      <w:r>
+        <w:t xml:space="preserve">For </w:t>
+      </w:r>
+      <w:r>
+        <w:rPr>
+          <w:rStyle w:val="Strong"/>
+          <w:rFonts w:eastAsiaTheme="majorEastAsia"/>
+        </w:rPr>
+        <w:t>executive functioning</w:t>
+      </w:r>
+      <w:r>
+        <w:t xml:space="preserve">, the overall model was significant, </w:t>
+      </w:r>
+      <w:proofErr w:type="gramStart"/>
+      <w:r>
+        <w:rPr>
+          <w:rStyle w:val="Emphasis"/>
+          <w:rFonts w:eastAsiaTheme="majorEastAsia"/>
+        </w:rPr>
+        <w:t>F</w:t>
+      </w:r>
+      <w:r>
+        <w:t>(</w:t>
+      </w:r>
+      <w:proofErr w:type="gramEnd"/>
+      <w:r>
+        <w:t xml:space="preserve">4, 98) = 6.25, </w:t>
+      </w:r>
+      <w:r>
+        <w:rPr>
+          <w:rStyle w:val="Emphasis"/>
+          <w:rFonts w:eastAsiaTheme="majorEastAsia"/>
+        </w:rPr>
+        <w:t>p</w:t>
+      </w:r>
+      <w:r>
+        <w:t xml:space="preserve"> &lt; .001, </w:t>
+      </w:r>
+      <w:r>
+        <w:rPr>
+          <w:rStyle w:val="Emphasis"/>
+          <w:rFonts w:eastAsiaTheme="majorEastAsia"/>
+        </w:rPr>
+        <w:t>R²</w:t>
+      </w:r>
+      <w:r>
+        <w:t xml:space="preserve"> = .20. Sleep quality positively predicted TEXI scores, β = 1.25, </w:t>
+      </w:r>
+      <w:r>
+        <w:rPr>
+          <w:rStyle w:val="Emphasis"/>
+          <w:rFonts w:eastAsiaTheme="majorEastAsia"/>
+        </w:rPr>
+        <w:t>p</w:t>
+      </w:r>
+      <w:r>
+        <w:t xml:space="preserve"> &lt; .001, but digital immersion and its interaction with sleep were not significant (β = 0.10, p = .18; interaction β = –0.07, p = .60).</w:t>
+      </w:r>
+    </w:p>
+    <w:p>
+      <w:pPr>
+        <w:pStyle w:val="NormalWeb"/>
+      </w:pPr>
+      <w:r>
+        <w:t xml:space="preserve">For </w:t>
+      </w:r>
+      <w:r>
+        <w:rPr>
+          <w:rStyle w:val="Strong"/>
+          <w:rFonts w:eastAsiaTheme="majorEastAsia"/>
+        </w:rPr>
+        <w:t>impulsivity</w:t>
+      </w:r>
+      <w:r>
+        <w:t xml:space="preserve">, the model was also significant, </w:t>
+      </w:r>
+      <w:proofErr w:type="gramStart"/>
+      <w:r>
+        <w:rPr>
+          <w:rStyle w:val="Emphasis"/>
+          <w:rFonts w:eastAsiaTheme="majorEastAsia"/>
+        </w:rPr>
+        <w:t>F</w:t>
+      </w:r>
+      <w:r>
+        <w:t>(</w:t>
+      </w:r>
+      <w:proofErr w:type="gramEnd"/>
+      <w:r>
+        <w:t xml:space="preserve">4, 98) = 6.52, </w:t>
+      </w:r>
+      <w:r>
+        <w:rPr>
+          <w:rStyle w:val="Emphasis"/>
+          <w:rFonts w:eastAsiaTheme="majorEastAsia"/>
+        </w:rPr>
+        <w:t>p</w:t>
+      </w:r>
+      <w:r>
+        <w:t xml:space="preserve"> &lt; .001, </w:t>
+      </w:r>
+      <w:r>
+        <w:rPr>
+          <w:rStyle w:val="Emphasis"/>
+          <w:rFonts w:eastAsiaTheme="majorEastAsia"/>
+        </w:rPr>
+        <w:t>R²</w:t>
+      </w:r>
+      <w:r>
+        <w:t xml:space="preserve"> = .21. Sleep quality predicted lower impulsivity, β = 1.11, </w:t>
+      </w:r>
+      <w:r>
+        <w:rPr>
+          <w:rStyle w:val="Emphasis"/>
+          <w:rFonts w:eastAsiaTheme="majorEastAsia"/>
+        </w:rPr>
+        <w:t>p</w:t>
+      </w:r>
+      <w:r>
+        <w:t xml:space="preserve"> &lt; .001, whereas digital immersion and the interaction term were nonsignificant (β = –0.02, p = .81; interaction β = –0.13, p = .32).</w:t>
+      </w:r>
+    </w:p>
+    <w:p>
+      <w:pPr>
+        <w:pStyle w:val="NormalWeb"/>
+        <w:rPr>
+          <w:rFonts w:eastAsiaTheme="minorHAnsi"/>
+        </w:rPr>
+      </w:pPr>
+      <w:r>
+        <w:rPr>
+          <w:rFonts w:eastAsiaTheme="minorHAnsi"/>
+        </w:rPr>
+        <w:br/>
+        <w:t xml:space="preserve">- Don’t include </w:t>
+      </w:r>
+      <w:proofErr w:type="spellStart"/>
+      <w:r>
+        <w:rPr>
+          <w:rFonts w:eastAsiaTheme="minorHAnsi"/>
+        </w:rPr>
+        <w:t>Mancovas</w:t>
+      </w:r>
+      <w:proofErr w:type="spellEnd"/>
+      <w:r>
+        <w:rPr>
+          <w:rFonts w:eastAsiaTheme="minorHAnsi"/>
+        </w:rPr>
+        <w:t xml:space="preserve"> as tables </w:t>
+      </w:r>
+      <w:r>
+        <w:rPr>
+          <w:rFonts w:eastAsiaTheme="minorHAnsi"/>
+        </w:rPr>
+        <w:t xml:space="preserve">on the poster, but you can verbally say we were curious about the lack of a moderation affect so we ran it across all smartphone/technology and EF variables using MANCOVA and it wasn’t significant. </w:t>
+      </w:r>
+    </w:p>
+    <w:p>
+      <w:pPr>
+        <w:pStyle w:val="NormalWeb"/>
+        <w:rPr>
+          <w:rFonts w:eastAsiaTheme="minorHAnsi"/>
+          <w:i/>
+          <w:iCs/>
+        </w:rPr>
+      </w:pPr>
+      <w:r>
+        <w:rPr>
+          <w:rFonts w:eastAsiaTheme="minorHAnsi"/>
+          <w:i/>
+          <w:iCs/>
+        </w:rPr>
+        <w:t xml:space="preserve">Just say: </w:t>
+      </w:r>
+      <w:r>
+        <w:rPr>
+          <w:rFonts w:eastAsiaTheme="minorHAnsi"/>
+          <w:i/>
+          <w:iCs/>
+        </w:rPr>
+        <w:t>MANCOVAs comparing high/low/</w:t>
       </w:r>
       <w:proofErr w:type="gramStart"/>
       <w:r>
         <w:rPr>
           <w:rFonts w:eastAsiaTheme="minorHAnsi"/>
+          <w:i/>
+          <w:iCs/>
         </w:rPr>
         <w:t>none</w:t>
       </w:r>
@@ -58,9 +265,226 @@
       <w:r>
         <w:rPr>
           <w:rFonts w:eastAsiaTheme="minorHAnsi"/>
+          <w:i/>
+          <w:iCs/>
         </w:rPr>
         <w:t xml:space="preserve"> SA and objective use showed no cognitive group differences or interaction effects; sleep and health predicted EF and impulsivity but did not moderate digital links.</w:t>
       </w:r>
+    </w:p>
+    <w:p>
+      <w:pPr>
+        <w:pStyle w:val="NormalWeb"/>
+        <w:rPr>
+          <w:rFonts w:eastAsiaTheme="minorHAnsi"/>
+        </w:rPr>
+      </w:pPr>
+      <w:r>
+        <w:rPr>
+          <w:rFonts w:eastAsiaTheme="minorHAnsi"/>
+        </w:rPr>
+        <w:t xml:space="preserve">Digital Immersion: </w:t>
+      </w:r>
+    </w:p>
+    <w:p>
+      <w:pPr>
+        <w:pStyle w:val="NormalWeb"/>
+        <w:numPr>
+          <w:ilvl w:val="0"/>
+          <w:numId w:val="49"/>
+        </w:numPr>
+        <w:rPr>
+          <w:rFonts w:eastAsiaTheme="minorHAnsi"/>
+        </w:rPr>
+      </w:pPr>
+      <w:proofErr w:type="spellStart"/>
+      <w:r>
+        <w:rPr>
+          <w:rFonts w:eastAsiaTheme="minorHAnsi"/>
+        </w:rPr>
+        <w:t>MTES_Streaming_Composite.z</w:t>
+      </w:r>
+      <w:proofErr w:type="spellEnd"/>
+      <w:r>
+        <w:rPr>
+          <w:rFonts w:eastAsiaTheme="minorHAnsi"/>
+        </w:rPr>
+        <w:t>,</w:t>
+      </w:r>
+    </w:p>
+    <w:p>
+      <w:pPr>
+        <w:pStyle w:val="NormalWeb"/>
+        <w:numPr>
+          <w:ilvl w:val="0"/>
+          <w:numId w:val="49"/>
+        </w:numPr>
+        <w:rPr>
+          <w:rFonts w:eastAsiaTheme="minorHAnsi"/>
+        </w:rPr>
+      </w:pPr>
+      <w:proofErr w:type="spellStart"/>
+      <w:r>
+        <w:rPr>
+          <w:rFonts w:eastAsiaTheme="minorHAnsi"/>
+        </w:rPr>
+        <w:t>MTES_SocialMediaUse_TimeOnApp.sum.z</w:t>
+      </w:r>
+      <w:proofErr w:type="spellEnd"/>
+      <w:r>
+        <w:rPr>
+          <w:rFonts w:eastAsiaTheme="minorHAnsi"/>
+        </w:rPr>
+        <w:t>,</w:t>
+      </w:r>
+    </w:p>
+    <w:p>
+      <w:pPr>
+        <w:pStyle w:val="NormalWeb"/>
+        <w:numPr>
+          <w:ilvl w:val="0"/>
+          <w:numId w:val="49"/>
+        </w:numPr>
+        <w:rPr>
+          <w:rFonts w:eastAsiaTheme="minorHAnsi"/>
+        </w:rPr>
+      </w:pPr>
+      <w:proofErr w:type="spellStart"/>
+      <w:r>
+        <w:rPr>
+          <w:rFonts w:eastAsiaTheme="minorHAnsi"/>
+        </w:rPr>
+        <w:t>MTES_</w:t>
+      </w:r>
+      <w:proofErr w:type="gramStart"/>
+      <w:r>
+        <w:rPr>
+          <w:rFonts w:eastAsiaTheme="minorHAnsi"/>
+        </w:rPr>
+        <w:t>PhoneChecking.mean.z</w:t>
+      </w:r>
+      <w:proofErr w:type="spellEnd"/>
+      <w:proofErr w:type="gramEnd"/>
+      <w:r>
+        <w:rPr>
+          <w:rFonts w:eastAsiaTheme="minorHAnsi"/>
+        </w:rPr>
+        <w:t>,</w:t>
+      </w:r>
+    </w:p>
+    <w:p>
+      <w:pPr>
+        <w:pStyle w:val="NormalWeb"/>
+        <w:numPr>
+          <w:ilvl w:val="0"/>
+          <w:numId w:val="49"/>
+        </w:numPr>
+        <w:rPr>
+          <w:rFonts w:eastAsiaTheme="minorHAnsi"/>
+        </w:rPr>
+      </w:pPr>
+      <w:proofErr w:type="spellStart"/>
+      <w:r>
+        <w:rPr>
+          <w:rFonts w:eastAsiaTheme="minorHAnsi"/>
+        </w:rPr>
+        <w:t>MTES_</w:t>
+      </w:r>
+      <w:proofErr w:type="gramStart"/>
+      <w:r>
+        <w:rPr>
+          <w:rFonts w:eastAsiaTheme="minorHAnsi"/>
+        </w:rPr>
+        <w:t>PublicUpdates.mean.z</w:t>
+      </w:r>
+      <w:proofErr w:type="spellEnd"/>
+      <w:proofErr w:type="gramEnd"/>
+      <w:r>
+        <w:rPr>
+          <w:rFonts w:eastAsiaTheme="minorHAnsi"/>
+        </w:rPr>
+        <w:t>,</w:t>
+      </w:r>
+    </w:p>
+    <w:p>
+      <w:pPr>
+        <w:pStyle w:val="NormalWeb"/>
+        <w:numPr>
+          <w:ilvl w:val="0"/>
+          <w:numId w:val="49"/>
+        </w:numPr>
+        <w:rPr>
+          <w:rFonts w:eastAsiaTheme="minorHAnsi"/>
+        </w:rPr>
+      </w:pPr>
+      <w:proofErr w:type="spellStart"/>
+      <w:r>
+        <w:rPr>
+          <w:rFonts w:eastAsiaTheme="minorHAnsi"/>
+        </w:rPr>
+        <w:t>digital_room_</w:t>
+      </w:r>
+      <w:proofErr w:type="gramStart"/>
+      <w:r>
+        <w:rPr>
+          <w:rFonts w:eastAsiaTheme="minorHAnsi"/>
+        </w:rPr>
+        <w:t>score.z</w:t>
+      </w:r>
+      <w:proofErr w:type="spellEnd"/>
+      <w:proofErr w:type="gramEnd"/>
+    </w:p>
+    <w:p>
+      <w:pPr>
+        <w:pStyle w:val="NormalWeb"/>
+        <w:rPr>
+          <w:rFonts w:eastAsiaTheme="minorHAnsi"/>
+        </w:rPr>
+      </w:pPr>
+    </w:p>
+    <w:p>
+      <w:pPr>
+        <w:pStyle w:val="NormalWeb"/>
+      </w:pPr>
+      <w:r>
+        <w:rPr>
+          <w:rFonts w:hAnsi="Symbol"/>
+        </w:rPr>
+        <w:lastRenderedPageBreak/>
+        <w:t xml:space="preserve">Severe limitations to moderation: </w:t>
+      </w:r>
+      <w:r>
+        <w:rPr>
+          <w:rStyle w:val="Strong"/>
+          <w:rFonts w:eastAsiaTheme="majorEastAsia"/>
+        </w:rPr>
+        <w:t>3 participants</w:t>
+      </w:r>
+      <w:r>
+        <w:rPr>
+          <w:rStyle w:val="Strong"/>
+          <w:rFonts w:eastAsiaTheme="majorEastAsia"/>
+        </w:rPr>
+        <w:t xml:space="preserve"> out of 126</w:t>
+      </w:r>
+      <w:r>
+        <w:t xml:space="preserve"> </w:t>
+      </w:r>
+      <w:proofErr w:type="gramStart"/>
+      <w:r>
+        <w:t>fall</w:t>
+      </w:r>
+      <w:proofErr w:type="gramEnd"/>
+      <w:r>
+        <w:t xml:space="preserve"> in both the top quartile of digital immersion and top quartile of sleep.</w:t>
+      </w:r>
+    </w:p>
+    <w:p>
+      <w:pPr>
+        <w:pStyle w:val="NormalWeb"/>
+        <w:rPr>
+          <w:rFonts w:eastAsiaTheme="minorHAnsi"/>
+        </w:rPr>
+      </w:pPr>
     </w:p>
     <w:sectPr>
       <w:pgSz w:w="12240" w:h="15840"/>
@@ -1287,6 +1711,92 @@
     </w:lvl>
   </w:abstractNum>
   <w:abstractNum w:abstractNumId="13" w15:restartNumberingAfterBreak="0">
+    <w:nsid w:val="201F7FFD"/>
+    <w:multiLevelType w:val="hybridMultilevel"/>
+    <w:tmpl w:val="B5F28F26"/>
+    <w:lvl w:ilvl="0" w:tplc="0409000F">
+      <w:start w:val="1"/>
+      <w:numFmt w:val="decimal"/>
+      <w:lvlText w:val="%1."/>
+      <w:lvlJc w:val="left"/>
+      <w:pPr>
+        <w:ind w:left="720" w:hanging="360"/>
+      </w:pPr>
+    </w:lvl>
+    <w:lvl w:ilvl="1" w:tplc="04090019" w:tentative="1">
+      <w:start w:val="1"/>
+      <w:numFmt w:val="lowerLetter"/>
+      <w:lvlText w:val="%2."/>
+      <w:lvlJc w:val="left"/>
+      <w:pPr>
+        <w:ind w:left="1440" w:hanging="360"/>
+      </w:pPr>
+    </w:lvl>
+    <w:lvl w:ilvl="2" w:tplc="0409001B" w:tentative="1">
+      <w:start w:val="1"/>
+      <w:numFmt w:val="lowerRoman"/>
+      <w:lvlText w:val="%3."/>
+      <w:lvlJc w:val="right"/>
+      <w:pPr>
+        <w:ind w:left="2160" w:hanging="180"/>
+      </w:pPr>
+    </w:lvl>
+    <w:lvl w:ilvl="3" w:tplc="0409000F" w:tentative="1">
+      <w:start w:val="1"/>
+      <w:numFmt w:val="decimal"/>
+      <w:lvlText w:val="%4."/>
+      <w:lvlJc w:val="left"/>
+      <w:pPr>
+        <w:ind w:left="2880" w:hanging="360"/>
+      </w:pPr>
+    </w:lvl>
+    <w:lvl w:ilvl="4" w:tplc="04090019" w:tentative="1">
+      <w:start w:val="1"/>
+      <w:numFmt w:val="lowerLetter"/>
+      <w:lvlText w:val="%5."/>
+      <w:lvlJc w:val="left"/>
+      <w:pPr>
+        <w:ind w:left="3600" w:hanging="360"/>
+      </w:pPr>
+    </w:lvl>
+    <w:lvl w:ilvl="5" w:tplc="0409001B" w:tentative="1">
+      <w:start w:val="1"/>
+      <w:numFmt w:val="lowerRoman"/>
+      <w:lvlText w:val="%6."/>
+      <w:lvlJc w:val="right"/>
+      <w:pPr>
+        <w:ind w:left="4320" w:hanging="180"/>
+      </w:pPr>
+    </w:lvl>
+    <w:lvl w:ilvl="6" w:tplc="0409000F" w:tentative="1">
+      <w:start w:val="1"/>
+      <w:numFmt w:val="decimal"/>
+      <w:lvlText w:val="%7."/>
+      <w:lvlJc w:val="left"/>
+      <w:pPr>
+        <w:ind w:left="5040" w:hanging="360"/>
+      </w:pPr>
+    </w:lvl>
+    <w:lvl w:ilvl="7" w:tplc="04090019" w:tentative="1">
+      <w:start w:val="1"/>
+      <w:numFmt w:val="lowerLetter"/>
+      <w:lvlText w:val="%8."/>
+      <w:lvlJc w:val="left"/>
+      <w:pPr>
+        <w:ind w:left="5760" w:hanging="360"/>
+      </w:pPr>
+    </w:lvl>
+    <w:lvl w:ilvl="8" w:tplc="0409001B" w:tentative="1">
+      <w:start w:val="1"/>
+      <w:numFmt w:val="lowerRoman"/>
+      <w:lvlText w:val="%9."/>
+      <w:lvlJc w:val="right"/>
+      <w:pPr>
+        <w:ind w:left="6480" w:hanging="180"/>
+      </w:pPr>
+    </w:lvl>
+  </w:abstractNum>
+  <w:abstractNum w:abstractNumId="14" w15:restartNumberingAfterBreak="0">
     <w:nsid w:val="21336A8A"/>
     <w:multiLevelType w:val="hybridMultilevel"/>
     <w:tmpl w:val="ABD47158"/>
@@ -1375,7 +1885,7 @@
       </w:pPr>
     </w:lvl>
   </w:abstractNum>
-  <w:abstractNum w:abstractNumId="14" w15:restartNumberingAfterBreak="0">
+  <w:abstractNum w:abstractNumId="15" w15:restartNumberingAfterBreak="0">
     <w:nsid w:val="221D5B5C"/>
     <w:multiLevelType w:val="hybridMultilevel"/>
     <w:tmpl w:val="4CDE5C86"/>
@@ -1464,7 +1974,7 @@
       </w:pPr>
     </w:lvl>
   </w:abstractNum>
-  <w:abstractNum w:abstractNumId="15" w15:restartNumberingAfterBreak="0">
+  <w:abstractNum w:abstractNumId="16" w15:restartNumberingAfterBreak="0">
     <w:nsid w:val="26EC671E"/>
     <w:multiLevelType w:val="hybridMultilevel"/>
     <w:tmpl w:val="39025004"/>
@@ -1553,7 +2063,7 @@
       </w:pPr>
     </w:lvl>
   </w:abstractNum>
-  <w:abstractNum w:abstractNumId="16" w15:restartNumberingAfterBreak="0">
+  <w:abstractNum w:abstractNumId="17" w15:restartNumberingAfterBreak="0">
     <w:nsid w:val="29090410"/>
     <w:multiLevelType w:val="hybridMultilevel"/>
     <w:tmpl w:val="6E3A2132"/>
@@ -1642,7 +2152,7 @@
       </w:pPr>
     </w:lvl>
   </w:abstractNum>
-  <w:abstractNum w:abstractNumId="17" w15:restartNumberingAfterBreak="0">
+  <w:abstractNum w:abstractNumId="18" w15:restartNumberingAfterBreak="0">
     <w:nsid w:val="2BDD7060"/>
     <w:multiLevelType w:val="multilevel"/>
     <w:tmpl w:val="B82AC3AE"/>
@@ -1759,7 +2269,7 @@
       </w:pPr>
     </w:lvl>
   </w:abstractNum>
-  <w:abstractNum w:abstractNumId="18" w15:restartNumberingAfterBreak="0">
+  <w:abstractNum w:abstractNumId="19" w15:restartNumberingAfterBreak="0">
     <w:nsid w:val="2E9B2A44"/>
     <w:multiLevelType w:val="hybridMultilevel"/>
     <w:tmpl w:val="25AA563C"/>
@@ -1848,7 +2358,7 @@
       </w:pPr>
     </w:lvl>
   </w:abstractNum>
-  <w:abstractNum w:abstractNumId="19" w15:restartNumberingAfterBreak="0">
+  <w:abstractNum w:abstractNumId="20" w15:restartNumberingAfterBreak="0">
     <w:nsid w:val="2F0E59E3"/>
     <w:multiLevelType w:val="hybridMultilevel"/>
     <w:tmpl w:val="F3D2505E"/>
@@ -1937,7 +2447,7 @@
       </w:pPr>
     </w:lvl>
   </w:abstractNum>
-  <w:abstractNum w:abstractNumId="20" w15:restartNumberingAfterBreak="0">
+  <w:abstractNum w:abstractNumId="21" w15:restartNumberingAfterBreak="0">
     <w:nsid w:val="2FEA6322"/>
     <w:multiLevelType w:val="hybridMultilevel"/>
     <w:tmpl w:val="4C585F84"/>
@@ -2026,7 +2536,7 @@
       </w:pPr>
     </w:lvl>
   </w:abstractNum>
-  <w:abstractNum w:abstractNumId="21" w15:restartNumberingAfterBreak="0">
+  <w:abstractNum w:abstractNumId="22" w15:restartNumberingAfterBreak="0">
     <w:nsid w:val="331E3FC7"/>
     <w:multiLevelType w:val="hybridMultilevel"/>
     <w:tmpl w:val="58D8C474"/>
@@ -2115,7 +2625,7 @@
       </w:pPr>
     </w:lvl>
   </w:abstractNum>
-  <w:abstractNum w:abstractNumId="22" w15:restartNumberingAfterBreak="0">
+  <w:abstractNum w:abstractNumId="23" w15:restartNumberingAfterBreak="0">
     <w:nsid w:val="33B86871"/>
     <w:multiLevelType w:val="hybridMultilevel"/>
     <w:tmpl w:val="D9E6C4DA"/>
@@ -2205,7 +2715,7 @@
       </w:pPr>
     </w:lvl>
   </w:abstractNum>
-  <w:abstractNum w:abstractNumId="23" w15:restartNumberingAfterBreak="0">
+  <w:abstractNum w:abstractNumId="24" w15:restartNumberingAfterBreak="0">
     <w:nsid w:val="35AD6D57"/>
     <w:multiLevelType w:val="hybridMultilevel"/>
     <w:tmpl w:val="D7B84256"/>
@@ -2294,7 +2804,7 @@
       </w:pPr>
     </w:lvl>
   </w:abstractNum>
-  <w:abstractNum w:abstractNumId="24" w15:restartNumberingAfterBreak="0">
+  <w:abstractNum w:abstractNumId="25" w15:restartNumberingAfterBreak="0">
     <w:nsid w:val="374505A3"/>
     <w:multiLevelType w:val="hybridMultilevel"/>
     <w:tmpl w:val="BB74F978"/>
@@ -2383,7 +2893,7 @@
       </w:pPr>
     </w:lvl>
   </w:abstractNum>
-  <w:abstractNum w:abstractNumId="25" w15:restartNumberingAfterBreak="0">
+  <w:abstractNum w:abstractNumId="26" w15:restartNumberingAfterBreak="0">
     <w:nsid w:val="376151B8"/>
     <w:multiLevelType w:val="hybridMultilevel"/>
     <w:tmpl w:val="EE4C947A"/>
@@ -2472,7 +2982,7 @@
       </w:pPr>
     </w:lvl>
   </w:abstractNum>
-  <w:abstractNum w:abstractNumId="26" w15:restartNumberingAfterBreak="0">
+  <w:abstractNum w:abstractNumId="27" w15:restartNumberingAfterBreak="0">
     <w:nsid w:val="3E015F94"/>
     <w:multiLevelType w:val="hybridMultilevel"/>
     <w:tmpl w:val="5D261408"/>
@@ -2561,7 +3071,7 @@
       </w:pPr>
     </w:lvl>
   </w:abstractNum>
-  <w:abstractNum w:abstractNumId="27" w15:restartNumberingAfterBreak="0">
+  <w:abstractNum w:abstractNumId="28" w15:restartNumberingAfterBreak="0">
     <w:nsid w:val="3F571AD5"/>
     <w:multiLevelType w:val="hybridMultilevel"/>
     <w:tmpl w:val="857C6CC6"/>
@@ -2650,7 +3160,7 @@
       </w:pPr>
     </w:lvl>
   </w:abstractNum>
-  <w:abstractNum w:abstractNumId="28" w15:restartNumberingAfterBreak="0">
+  <w:abstractNum w:abstractNumId="29" w15:restartNumberingAfterBreak="0">
     <w:nsid w:val="404307CD"/>
     <w:multiLevelType w:val="hybridMultilevel"/>
     <w:tmpl w:val="0374C432"/>
@@ -2739,7 +3249,7 @@
       </w:pPr>
     </w:lvl>
   </w:abstractNum>
-  <w:abstractNum w:abstractNumId="29" w15:restartNumberingAfterBreak="0">
+  <w:abstractNum w:abstractNumId="30" w15:restartNumberingAfterBreak="0">
     <w:nsid w:val="41435A48"/>
     <w:multiLevelType w:val="multilevel"/>
     <w:tmpl w:val="8FA42544"/>
@@ -2864,7 +3374,7 @@
       </w:pPr>
     </w:lvl>
   </w:abstractNum>
-  <w:abstractNum w:abstractNumId="30" w15:restartNumberingAfterBreak="0">
+  <w:abstractNum w:abstractNumId="31" w15:restartNumberingAfterBreak="0">
     <w:nsid w:val="437525D2"/>
     <w:multiLevelType w:val="hybridMultilevel"/>
     <w:tmpl w:val="8688750A"/>
@@ -2953,7 +3463,7 @@
       </w:pPr>
     </w:lvl>
   </w:abstractNum>
-  <w:abstractNum w:abstractNumId="31" w15:restartNumberingAfterBreak="0">
+  <w:abstractNum w:abstractNumId="32" w15:restartNumberingAfterBreak="0">
     <w:nsid w:val="45285240"/>
     <w:multiLevelType w:val="hybridMultilevel"/>
     <w:tmpl w:val="5AA86FEE"/>
@@ -3044,7 +3554,7 @@
       </w:pPr>
     </w:lvl>
   </w:abstractNum>
-  <w:abstractNum w:abstractNumId="32" w15:restartNumberingAfterBreak="0">
+  <w:abstractNum w:abstractNumId="33" w15:restartNumberingAfterBreak="0">
     <w:nsid w:val="48CB4BE8"/>
     <w:multiLevelType w:val="hybridMultilevel"/>
     <w:tmpl w:val="A9C2F86E"/>
@@ -3133,7 +3643,7 @@
       </w:pPr>
     </w:lvl>
   </w:abstractNum>
-  <w:abstractNum w:abstractNumId="33" w15:restartNumberingAfterBreak="0">
+  <w:abstractNum w:abstractNumId="34" w15:restartNumberingAfterBreak="0">
     <w:nsid w:val="49114EA7"/>
     <w:multiLevelType w:val="hybridMultilevel"/>
     <w:tmpl w:val="D97289D2"/>
@@ -3222,7 +3732,7 @@
       </w:pPr>
     </w:lvl>
   </w:abstractNum>
-  <w:abstractNum w:abstractNumId="34" w15:restartNumberingAfterBreak="0">
+  <w:abstractNum w:abstractNumId="35" w15:restartNumberingAfterBreak="0">
     <w:nsid w:val="4D5153F3"/>
     <w:multiLevelType w:val="hybridMultilevel"/>
     <w:tmpl w:val="B18CE43E"/>
@@ -3308,7 +3818,7 @@
       </w:pPr>
     </w:lvl>
   </w:abstractNum>
-  <w:abstractNum w:abstractNumId="35" w15:restartNumberingAfterBreak="0">
+  <w:abstractNum w:abstractNumId="36" w15:restartNumberingAfterBreak="0">
     <w:nsid w:val="4E140E98"/>
     <w:multiLevelType w:val="hybridMultilevel"/>
     <w:tmpl w:val="75E8D410"/>
@@ -3398,7 +3908,7 @@
       </w:pPr>
     </w:lvl>
   </w:abstractNum>
-  <w:abstractNum w:abstractNumId="36" w15:restartNumberingAfterBreak="0">
+  <w:abstractNum w:abstractNumId="37" w15:restartNumberingAfterBreak="0">
     <w:nsid w:val="4FA93EA1"/>
     <w:multiLevelType w:val="hybridMultilevel"/>
     <w:tmpl w:val="AF001188"/>
@@ -3488,7 +3998,7 @@
       </w:pPr>
     </w:lvl>
   </w:abstractNum>
-  <w:abstractNum w:abstractNumId="37" w15:restartNumberingAfterBreak="0">
+  <w:abstractNum w:abstractNumId="38" w15:restartNumberingAfterBreak="0">
     <w:nsid w:val="59C06B28"/>
     <w:multiLevelType w:val="hybridMultilevel"/>
     <w:tmpl w:val="725E0146"/>
@@ -3577,7 +4087,7 @@
       </w:pPr>
     </w:lvl>
   </w:abstractNum>
-  <w:abstractNum w:abstractNumId="38" w15:restartNumberingAfterBreak="0">
+  <w:abstractNum w:abstractNumId="39" w15:restartNumberingAfterBreak="0">
     <w:nsid w:val="61F24D2E"/>
     <w:multiLevelType w:val="hybridMultilevel"/>
     <w:tmpl w:val="62188C96"/>
@@ -3667,7 +4177,7 @@
       </w:pPr>
     </w:lvl>
   </w:abstractNum>
-  <w:abstractNum w:abstractNumId="39" w15:restartNumberingAfterBreak="0">
+  <w:abstractNum w:abstractNumId="40" w15:restartNumberingAfterBreak="0">
     <w:nsid w:val="68247A56"/>
     <w:multiLevelType w:val="hybridMultilevel"/>
     <w:tmpl w:val="0BF652E4"/>
@@ -3756,7 +4266,7 @@
       </w:pPr>
     </w:lvl>
   </w:abstractNum>
-  <w:abstractNum w:abstractNumId="40" w15:restartNumberingAfterBreak="0">
+  <w:abstractNum w:abstractNumId="41" w15:restartNumberingAfterBreak="0">
     <w:nsid w:val="6AAE5A8C"/>
     <w:multiLevelType w:val="hybridMultilevel"/>
     <w:tmpl w:val="5BB25456"/>
@@ -3845,7 +4355,7 @@
       </w:pPr>
     </w:lvl>
   </w:abstractNum>
-  <w:abstractNum w:abstractNumId="41" w15:restartNumberingAfterBreak="0">
+  <w:abstractNum w:abstractNumId="42" w15:restartNumberingAfterBreak="0">
     <w:nsid w:val="709D7C3D"/>
     <w:multiLevelType w:val="hybridMultilevel"/>
     <w:tmpl w:val="08CCCE10"/>
@@ -3935,7 +4445,7 @@
       </w:pPr>
     </w:lvl>
   </w:abstractNum>
-  <w:abstractNum w:abstractNumId="42" w15:restartNumberingAfterBreak="0">
+  <w:abstractNum w:abstractNumId="43" w15:restartNumberingAfterBreak="0">
     <w:nsid w:val="712D2E04"/>
     <w:multiLevelType w:val="hybridMultilevel"/>
     <w:tmpl w:val="B4B625D6"/>
@@ -4026,7 +4536,7 @@
       </w:pPr>
     </w:lvl>
   </w:abstractNum>
-  <w:abstractNum w:abstractNumId="43" w15:restartNumberingAfterBreak="0">
+  <w:abstractNum w:abstractNumId="44" w15:restartNumberingAfterBreak="0">
     <w:nsid w:val="7A3510AD"/>
     <w:multiLevelType w:val="hybridMultilevel"/>
     <w:tmpl w:val="8E2A53DC"/>
@@ -4116,7 +4626,7 @@
       </w:pPr>
     </w:lvl>
   </w:abstractNum>
-  <w:abstractNum w:abstractNumId="44" w15:restartNumberingAfterBreak="0">
+  <w:abstractNum w:abstractNumId="45" w15:restartNumberingAfterBreak="0">
     <w:nsid w:val="7B0A107E"/>
     <w:multiLevelType w:val="hybridMultilevel"/>
     <w:tmpl w:val="BA920DF2"/>
@@ -4208,7 +4718,7 @@
       </w:pPr>
     </w:lvl>
   </w:abstractNum>
-  <w:abstractNum w:abstractNumId="45" w15:restartNumberingAfterBreak="0">
+  <w:abstractNum w:abstractNumId="46" w15:restartNumberingAfterBreak="0">
     <w:nsid w:val="7B5C4883"/>
     <w:multiLevelType w:val="hybridMultilevel"/>
     <w:tmpl w:val="C9E26C56"/>
@@ -4297,7 +4807,7 @@
       </w:pPr>
     </w:lvl>
   </w:abstractNum>
-  <w:abstractNum w:abstractNumId="46" w15:restartNumberingAfterBreak="0">
+  <w:abstractNum w:abstractNumId="47" w15:restartNumberingAfterBreak="0">
     <w:nsid w:val="7B9317B0"/>
     <w:multiLevelType w:val="hybridMultilevel"/>
     <w:tmpl w:val="EBF60592"/>
@@ -4388,7 +4898,7 @@
       </w:pPr>
     </w:lvl>
   </w:abstractNum>
-  <w:abstractNum w:abstractNumId="47" w15:restartNumberingAfterBreak="0">
+  <w:abstractNum w:abstractNumId="48" w15:restartNumberingAfterBreak="0">
     <w:nsid w:val="7DE51035"/>
     <w:multiLevelType w:val="hybridMultilevel"/>
     <w:tmpl w:val="31A84056"/>
@@ -4480,7 +4990,7 @@
     </w:lvl>
   </w:abstractNum>
   <w:num w:numId="1" w16cid:durableId="101997153">
-    <w:abstractNumId w:val="39"/>
+    <w:abstractNumId w:val="40"/>
   </w:num>
   <w:num w:numId="2" w16cid:durableId="1070541380">
     <w:abstractNumId w:val="1"/>
@@ -4489,61 +4999,61 @@
     <w:abstractNumId w:val="3"/>
   </w:num>
   <w:num w:numId="4" w16cid:durableId="1300106735">
-    <w:abstractNumId w:val="27"/>
+    <w:abstractNumId w:val="28"/>
   </w:num>
   <w:num w:numId="5" w16cid:durableId="2145006082">
-    <w:abstractNumId w:val="38"/>
+    <w:abstractNumId w:val="39"/>
   </w:num>
   <w:num w:numId="6" w16cid:durableId="1581406947">
-    <w:abstractNumId w:val="47"/>
+    <w:abstractNumId w:val="48"/>
   </w:num>
   <w:num w:numId="7" w16cid:durableId="1933977581">
-    <w:abstractNumId w:val="22"/>
+    <w:abstractNumId w:val="23"/>
   </w:num>
   <w:num w:numId="8" w16cid:durableId="479427333">
-    <w:abstractNumId w:val="44"/>
+    <w:abstractNumId w:val="45"/>
   </w:num>
   <w:num w:numId="9" w16cid:durableId="1624188999">
     <w:abstractNumId w:val="11"/>
   </w:num>
   <w:num w:numId="10" w16cid:durableId="969632324">
-    <w:abstractNumId w:val="19"/>
+    <w:abstractNumId w:val="20"/>
   </w:num>
   <w:num w:numId="11" w16cid:durableId="290867280">
-    <w:abstractNumId w:val="35"/>
+    <w:abstractNumId w:val="36"/>
   </w:num>
   <w:num w:numId="12" w16cid:durableId="2040429264">
     <w:abstractNumId w:val="9"/>
   </w:num>
   <w:num w:numId="13" w16cid:durableId="1648313954">
-    <w:abstractNumId w:val="32"/>
+    <w:abstractNumId w:val="33"/>
   </w:num>
   <w:num w:numId="14" w16cid:durableId="1425875720">
-    <w:abstractNumId w:val="18"/>
+    <w:abstractNumId w:val="19"/>
   </w:num>
   <w:num w:numId="15" w16cid:durableId="1440762817">
-    <w:abstractNumId w:val="23"/>
+    <w:abstractNumId w:val="24"/>
   </w:num>
   <w:num w:numId="16" w16cid:durableId="1925987055">
-    <w:abstractNumId w:val="21"/>
+    <w:abstractNumId w:val="22"/>
   </w:num>
   <w:num w:numId="17" w16cid:durableId="725908509">
-    <w:abstractNumId w:val="30"/>
+    <w:abstractNumId w:val="31"/>
   </w:num>
   <w:num w:numId="18" w16cid:durableId="835876989">
     <w:abstractNumId w:val="5"/>
   </w:num>
   <w:num w:numId="19" w16cid:durableId="209852153">
-    <w:abstractNumId w:val="28"/>
+    <w:abstractNumId w:val="29"/>
   </w:num>
   <w:num w:numId="20" w16cid:durableId="1222598373">
-    <w:abstractNumId w:val="46"/>
+    <w:abstractNumId w:val="47"/>
   </w:num>
   <w:num w:numId="21" w16cid:durableId="564533255">
-    <w:abstractNumId w:val="31"/>
+    <w:abstractNumId w:val="32"/>
   </w:num>
   <w:num w:numId="22" w16cid:durableId="1652103555">
-    <w:abstractNumId w:val="43"/>
+    <w:abstractNumId w:val="44"/>
   </w:num>
   <w:num w:numId="23" w16cid:durableId="1866793322">
     <w:abstractNumId w:val="10"/>
@@ -4552,34 +5062,34 @@
     <w:abstractNumId w:val="12"/>
   </w:num>
   <w:num w:numId="25" w16cid:durableId="2070306258">
-    <w:abstractNumId w:val="41"/>
+    <w:abstractNumId w:val="42"/>
   </w:num>
   <w:num w:numId="26" w16cid:durableId="755594950">
-    <w:abstractNumId w:val="33"/>
+    <w:abstractNumId w:val="34"/>
   </w:num>
   <w:num w:numId="27" w16cid:durableId="1163159651">
-    <w:abstractNumId w:val="25"/>
+    <w:abstractNumId w:val="26"/>
   </w:num>
   <w:num w:numId="28" w16cid:durableId="1902862940">
-    <w:abstractNumId w:val="15"/>
+    <w:abstractNumId w:val="16"/>
   </w:num>
   <w:num w:numId="29" w16cid:durableId="1410924672">
-    <w:abstractNumId w:val="42"/>
+    <w:abstractNumId w:val="43"/>
   </w:num>
   <w:num w:numId="30" w16cid:durableId="1512641998">
-    <w:abstractNumId w:val="20"/>
+    <w:abstractNumId w:val="21"/>
   </w:num>
   <w:num w:numId="31" w16cid:durableId="1495992668">
-    <w:abstractNumId w:val="16"/>
+    <w:abstractNumId w:val="17"/>
   </w:num>
   <w:num w:numId="32" w16cid:durableId="538321990">
     <w:abstractNumId w:val="0"/>
   </w:num>
   <w:num w:numId="33" w16cid:durableId="478377349">
-    <w:abstractNumId w:val="40"/>
+    <w:abstractNumId w:val="41"/>
   </w:num>
   <w:num w:numId="34" w16cid:durableId="961379100">
-    <w:abstractNumId w:val="26"/>
+    <w:abstractNumId w:val="27"/>
   </w:num>
   <w:num w:numId="35" w16cid:durableId="1440292052">
     <w:abstractNumId w:val="7"/>
@@ -4588,28 +5098,28 @@
     <w:abstractNumId w:val="6"/>
   </w:num>
   <w:num w:numId="37" w16cid:durableId="1338726210">
-    <w:abstractNumId w:val="13"/>
+    <w:abstractNumId w:val="14"/>
   </w:num>
   <w:num w:numId="38" w16cid:durableId="1570967908">
-    <w:abstractNumId w:val="45"/>
+    <w:abstractNumId w:val="46"/>
   </w:num>
   <w:num w:numId="39" w16cid:durableId="1560359963">
-    <w:abstractNumId w:val="14"/>
+    <w:abstractNumId w:val="15"/>
   </w:num>
   <w:num w:numId="40" w16cid:durableId="1196388294">
-    <w:abstractNumId w:val="24"/>
+    <w:abstractNumId w:val="25"/>
   </w:num>
   <w:num w:numId="41" w16cid:durableId="711881363">
+    <w:abstractNumId w:val="38"/>
+  </w:num>
+  <w:num w:numId="42" w16cid:durableId="277375170">
     <w:abstractNumId w:val="37"/>
   </w:num>
-  <w:num w:numId="42" w16cid:durableId="277375170">
-    <w:abstractNumId w:val="36"/>
-  </w:num>
   <w:num w:numId="43" w16cid:durableId="1996257413">
-    <w:abstractNumId w:val="34"/>
+    <w:abstractNumId w:val="35"/>
   </w:num>
   <w:num w:numId="44" w16cid:durableId="2130975183">
-    <w:abstractNumId w:val="29"/>
+    <w:abstractNumId w:val="30"/>
   </w:num>
   <w:num w:numId="45" w16cid:durableId="1069303128">
     <w:abstractNumId w:val="4"/>
@@ -4618,10 +5128,13 @@
     <w:abstractNumId w:val="8"/>
   </w:num>
   <w:num w:numId="47" w16cid:durableId="1307587096">
-    <w:abstractNumId w:val="17"/>
+    <w:abstractNumId w:val="18"/>
   </w:num>
   <w:num w:numId="48" w16cid:durableId="1084952256">
     <w:abstractNumId w:val="2"/>
+  </w:num>
+  <w:num w:numId="49" w16cid:durableId="35665860">
+    <w:abstractNumId w:val="13"/>
   </w:num>
 </w:numbering>
 </file>
